--- a/samples/output/iic-current-state/reports/azlocal-iic-01-current-state-20260406T160832Z-Technical-Deep-Dive.docx
+++ b/samples/output/iic-current-state/reports/azlocal-iic-01-current-state-20260406T160832Z-Technical-Deep-Dive.docx
@@ -22,7 +22,7 @@
     </w:p>
     <w:p>
       <w:r>
-        <w:t xml:space="preserve">Ranger Version: 2.0.0</w:t>
+        <w:t xml:space="preserve">Ranger Version: 2.1.0</w:t>
       </w:r>
     </w:p>
     <w:p>
@@ -8508,7 +8508,7 @@
         <w:pStyle w:val="ListParagraph"/>
       </w:pPr>
       <w:r>
-        <w:t xml:space="preserve">- Ranger version: 2.0.0</w:t>
+        <w:t xml:space="preserve">- Ranger version: 2.1.0</w:t>
       </w:r>
     </w:p>
     <w:p>
